--- a/答题结果.docx
+++ b/答题结果.docx
@@ -5,7 +5,7 @@
     <w:p>
       <w:pPr>
         <w:rPr>
-          <w:rFonts w:ascii="宋体" w:eastAsia="宋体" w:hAnsi="宋体"/>
+          <w:rFonts w:ascii="宋体" w:eastAsia="宋体" w:hAnsi="宋体" w:hint="eastAsia"/>
         </w:rPr>
       </w:pPr>
       <w:r>
@@ -18,7 +18,7 @@
     <w:p>
       <w:pPr>
         <w:rPr>
-          <w:rFonts w:ascii="宋体" w:eastAsia="宋体" w:hAnsi="宋体"/>
+          <w:rFonts w:ascii="宋体" w:eastAsia="宋体" w:hAnsi="宋体" w:hint="eastAsia"/>
         </w:rPr>
       </w:pPr>
       <w:r>
@@ -31,7 +31,7 @@
     <w:p>
       <w:pPr>
         <w:rPr>
-          <w:rFonts w:ascii="宋体" w:eastAsia="宋体" w:hAnsi="宋体"/>
+          <w:rFonts w:ascii="宋体" w:eastAsia="宋体" w:hAnsi="宋体" w:hint="eastAsia"/>
         </w:rPr>
       </w:pPr>
       <w:r>
@@ -44,7 +44,7 @@
     <w:p>
       <w:pPr>
         <w:rPr>
-          <w:rFonts w:ascii="宋体" w:eastAsia="宋体" w:hAnsi="宋体"/>
+          <w:rFonts w:ascii="宋体" w:eastAsia="宋体" w:hAnsi="宋体" w:hint="eastAsia"/>
         </w:rPr>
       </w:pPr>
       <w:r>
@@ -57,7 +57,7 @@
     <w:p>
       <w:pPr>
         <w:rPr>
-          <w:rFonts w:ascii="宋体" w:eastAsia="宋体" w:hAnsi="宋体"/>
+          <w:rFonts w:ascii="宋体" w:eastAsia="宋体" w:hAnsi="宋体" w:hint="eastAsia"/>
         </w:rPr>
       </w:pPr>
       <w:r>
@@ -70,7 +70,7 @@
     <w:p>
       <w:pPr>
         <w:rPr>
-          <w:rFonts w:ascii="宋体" w:eastAsia="宋体" w:hAnsi="宋体"/>
+          <w:rFonts w:ascii="宋体" w:eastAsia="宋体" w:hAnsi="宋体" w:hint="eastAsia"/>
         </w:rPr>
       </w:pPr>
       <w:r>
@@ -83,7 +83,7 @@
     <w:p>
       <w:pPr>
         <w:rPr>
-          <w:rFonts w:ascii="宋体" w:eastAsia="宋体" w:hAnsi="宋体"/>
+          <w:rFonts w:ascii="宋体" w:eastAsia="宋体" w:hAnsi="宋体" w:hint="eastAsia"/>
         </w:rPr>
       </w:pPr>
       <w:r>
@@ -96,7 +96,7 @@
     <w:p>
       <w:pPr>
         <w:rPr>
-          <w:rFonts w:ascii="宋体" w:eastAsia="宋体" w:hAnsi="宋体"/>
+          <w:rFonts w:ascii="宋体" w:eastAsia="宋体" w:hAnsi="宋体" w:hint="eastAsia"/>
         </w:rPr>
       </w:pPr>
       <w:r>
@@ -109,7 +109,7 @@
     <w:p>
       <w:pPr>
         <w:rPr>
-          <w:rFonts w:ascii="宋体" w:eastAsia="宋体" w:hAnsi="宋体"/>
+          <w:rFonts w:ascii="宋体" w:eastAsia="宋体" w:hAnsi="宋体" w:hint="eastAsia"/>
         </w:rPr>
       </w:pPr>
       <w:r>
@@ -122,7 +122,7 @@
     <w:p>
       <w:pPr>
         <w:rPr>
-          <w:rFonts w:ascii="宋体" w:eastAsia="宋体" w:hAnsi="宋体"/>
+          <w:rFonts w:ascii="宋体" w:eastAsia="宋体" w:hAnsi="宋体" w:hint="eastAsia"/>
         </w:rPr>
       </w:pPr>
       <w:r>
@@ -135,7 +135,7 @@
     <w:p>
       <w:pPr>
         <w:rPr>
-          <w:rFonts w:ascii="宋体" w:eastAsia="宋体" w:hAnsi="宋体"/>
+          <w:rFonts w:ascii="宋体" w:eastAsia="宋体" w:hAnsi="宋体" w:hint="eastAsia"/>
         </w:rPr>
       </w:pPr>
       <w:r>
@@ -148,7 +148,7 @@
     <w:p>
       <w:pPr>
         <w:rPr>
-          <w:rFonts w:ascii="宋体" w:eastAsia="宋体" w:hAnsi="宋体"/>
+          <w:rFonts w:ascii="宋体" w:eastAsia="宋体" w:hAnsi="宋体" w:hint="eastAsia"/>
         </w:rPr>
       </w:pPr>
       <w:r>
@@ -161,7 +161,7 @@
     <w:p>
       <w:pPr>
         <w:rPr>
-          <w:rFonts w:ascii="宋体" w:eastAsia="宋体" w:hAnsi="宋体"/>
+          <w:rFonts w:ascii="宋体" w:eastAsia="宋体" w:hAnsi="宋体" w:hint="eastAsia"/>
         </w:rPr>
       </w:pPr>
       <w:r>
@@ -174,7 +174,7 @@
     <w:p>
       <w:pPr>
         <w:rPr>
-          <w:rFonts w:ascii="宋体" w:eastAsia="宋体" w:hAnsi="宋体"/>
+          <w:rFonts w:ascii="宋体" w:eastAsia="宋体" w:hAnsi="宋体" w:hint="eastAsia"/>
         </w:rPr>
       </w:pPr>
       <w:r>
@@ -187,7 +187,7 @@
     <w:p>
       <w:pPr>
         <w:rPr>
-          <w:rFonts w:ascii="宋体" w:eastAsia="宋体" w:hAnsi="宋体"/>
+          <w:rFonts w:ascii="宋体" w:eastAsia="宋体" w:hAnsi="宋体" w:hint="eastAsia"/>
         </w:rPr>
       </w:pPr>
       <w:r>
@@ -200,7 +200,7 @@
     <w:p>
       <w:pPr>
         <w:rPr>
-          <w:rFonts w:ascii="宋体" w:eastAsia="宋体" w:hAnsi="宋体"/>
+          <w:rFonts w:ascii="宋体" w:eastAsia="宋体" w:hAnsi="宋体" w:hint="eastAsia"/>
         </w:rPr>
       </w:pPr>
       <w:r>
@@ -214,7 +214,7 @@
     <w:p>
       <w:pPr>
         <w:rPr>
-          <w:rFonts w:ascii="宋体" w:eastAsia="宋体" w:hAnsi="宋体"/>
+          <w:rFonts w:ascii="宋体" w:eastAsia="宋体" w:hAnsi="宋体" w:hint="eastAsia"/>
         </w:rPr>
       </w:pPr>
       <w:r>
@@ -227,7 +227,7 @@
     <w:p>
       <w:pPr>
         <w:rPr>
-          <w:rFonts w:ascii="宋体" w:eastAsia="宋体" w:hAnsi="宋体"/>
+          <w:rFonts w:ascii="宋体" w:eastAsia="宋体" w:hAnsi="宋体" w:hint="eastAsia"/>
         </w:rPr>
       </w:pPr>
       <w:r>
@@ -240,7 +240,7 @@
     <w:p>
       <w:pPr>
         <w:rPr>
-          <w:rFonts w:ascii="宋体" w:eastAsia="宋体" w:hAnsi="宋体"/>
+          <w:rFonts w:ascii="宋体" w:eastAsia="宋体" w:hAnsi="宋体" w:hint="eastAsia"/>
         </w:rPr>
       </w:pPr>
       <w:r>
@@ -253,7 +253,7 @@
     <w:p>
       <w:pPr>
         <w:rPr>
-          <w:rFonts w:ascii="宋体" w:eastAsia="宋体" w:hAnsi="宋体"/>
+          <w:rFonts w:ascii="宋体" w:eastAsia="宋体" w:hAnsi="宋体" w:hint="eastAsia"/>
         </w:rPr>
       </w:pPr>
       <w:r>
@@ -266,7 +266,7 @@
     <w:p>
       <w:pPr>
         <w:rPr>
-          <w:rFonts w:ascii="宋体" w:eastAsia="宋体" w:hAnsi="宋体"/>
+          <w:rFonts w:ascii="宋体" w:eastAsia="宋体" w:hAnsi="宋体" w:hint="eastAsia"/>
         </w:rPr>
       </w:pPr>
       <w:r>
@@ -279,7 +279,7 @@
     <w:p>
       <w:pPr>
         <w:rPr>
-          <w:rFonts w:ascii="宋体" w:eastAsia="宋体" w:hAnsi="宋体"/>
+          <w:rFonts w:ascii="宋体" w:eastAsia="宋体" w:hAnsi="宋体" w:hint="eastAsia"/>
         </w:rPr>
       </w:pPr>
       <w:r>
@@ -292,7 +292,7 @@
     <w:p>
       <w:pPr>
         <w:rPr>
-          <w:rFonts w:ascii="宋体" w:eastAsia="宋体" w:hAnsi="宋体"/>
+          <w:rFonts w:ascii="宋体" w:eastAsia="宋体" w:hAnsi="宋体" w:hint="eastAsia"/>
         </w:rPr>
       </w:pPr>
       <w:r>
@@ -305,7 +305,7 @@
     <w:p>
       <w:pPr>
         <w:rPr>
-          <w:rFonts w:ascii="宋体" w:eastAsia="宋体" w:hAnsi="宋体"/>
+          <w:rFonts w:ascii="宋体" w:eastAsia="宋体" w:hAnsi="宋体" w:hint="eastAsia"/>
         </w:rPr>
       </w:pPr>
       <w:r>
@@ -318,7 +318,7 @@
     <w:p>
       <w:pPr>
         <w:rPr>
-          <w:rFonts w:ascii="宋体" w:eastAsia="宋体" w:hAnsi="宋体"/>
+          <w:rFonts w:ascii="宋体" w:eastAsia="宋体" w:hAnsi="宋体" w:hint="eastAsia"/>
         </w:rPr>
       </w:pPr>
       <w:r>
@@ -331,7 +331,7 @@
     <w:p>
       <w:pPr>
         <w:rPr>
-          <w:rFonts w:ascii="宋体" w:eastAsia="宋体" w:hAnsi="宋体"/>
+          <w:rFonts w:ascii="宋体" w:eastAsia="宋体" w:hAnsi="宋体" w:hint="eastAsia"/>
         </w:rPr>
       </w:pPr>
       <w:r>
@@ -344,7 +344,7 @@
     <w:p>
       <w:pPr>
         <w:rPr>
-          <w:rFonts w:ascii="宋体" w:eastAsia="宋体" w:hAnsi="宋体"/>
+          <w:rFonts w:ascii="宋体" w:eastAsia="宋体" w:hAnsi="宋体" w:hint="eastAsia"/>
         </w:rPr>
       </w:pPr>
       <w:r>
@@ -357,7 +357,7 @@
     <w:p>
       <w:pPr>
         <w:rPr>
-          <w:rFonts w:ascii="宋体" w:eastAsia="宋体" w:hAnsi="宋体"/>
+          <w:rFonts w:ascii="宋体" w:eastAsia="宋体" w:hAnsi="宋体" w:hint="eastAsia"/>
         </w:rPr>
       </w:pPr>
       <w:r>
@@ -370,7 +370,7 @@
     <w:p>
       <w:pPr>
         <w:rPr>
-          <w:rFonts w:ascii="宋体" w:eastAsia="宋体" w:hAnsi="宋体"/>
+          <w:rFonts w:ascii="宋体" w:eastAsia="宋体" w:hAnsi="宋体" w:hint="eastAsia"/>
         </w:rPr>
       </w:pPr>
       <w:r>
@@ -383,7 +383,7 @@
     <w:p>
       <w:pPr>
         <w:rPr>
-          <w:rFonts w:ascii="宋体" w:eastAsia="宋体" w:hAnsi="宋体"/>
+          <w:rFonts w:ascii="宋体" w:eastAsia="宋体" w:hAnsi="宋体" w:hint="eastAsia"/>
         </w:rPr>
       </w:pPr>
       <w:r>
@@ -396,7 +396,7 @@
     <w:p>
       <w:pPr>
         <w:rPr>
-          <w:rFonts w:ascii="宋体" w:eastAsia="宋体" w:hAnsi="宋体"/>
+          <w:rFonts w:ascii="宋体" w:eastAsia="宋体" w:hAnsi="宋体" w:hint="eastAsia"/>
         </w:rPr>
       </w:pPr>
       <w:r>
@@ -410,7 +410,7 @@
     <w:p>
       <w:pPr>
         <w:rPr>
-          <w:rFonts w:ascii="宋体" w:eastAsia="宋体" w:hAnsi="宋体"/>
+          <w:rFonts w:ascii="宋体" w:eastAsia="宋体" w:hAnsi="宋体" w:hint="eastAsia"/>
         </w:rPr>
       </w:pPr>
       <w:r>
@@ -423,7 +423,7 @@
     <w:p>
       <w:pPr>
         <w:rPr>
-          <w:rFonts w:ascii="宋体" w:eastAsia="宋体" w:hAnsi="宋体"/>
+          <w:rFonts w:ascii="宋体" w:eastAsia="宋体" w:hAnsi="宋体" w:hint="eastAsia"/>
         </w:rPr>
       </w:pPr>
       <w:r>
@@ -436,7 +436,7 @@
     <w:p>
       <w:pPr>
         <w:rPr>
-          <w:rFonts w:ascii="宋体" w:eastAsia="宋体" w:hAnsi="宋体"/>
+          <w:rFonts w:ascii="宋体" w:eastAsia="宋体" w:hAnsi="宋体" w:hint="eastAsia"/>
         </w:rPr>
       </w:pPr>
       <w:r>
@@ -449,7 +449,7 @@
     <w:p>
       <w:pPr>
         <w:rPr>
-          <w:rFonts w:ascii="宋体" w:eastAsia="宋体" w:hAnsi="宋体"/>
+          <w:rFonts w:ascii="宋体" w:eastAsia="宋体" w:hAnsi="宋体" w:hint="eastAsia"/>
         </w:rPr>
       </w:pPr>
       <w:r>
@@ -462,7 +462,7 @@
     <w:p>
       <w:pPr>
         <w:rPr>
-          <w:rFonts w:ascii="宋体" w:eastAsia="宋体" w:hAnsi="宋体"/>
+          <w:rFonts w:ascii="宋体" w:eastAsia="宋体" w:hAnsi="宋体" w:hint="eastAsia"/>
         </w:rPr>
       </w:pPr>
       <w:r>
@@ -475,7 +475,7 @@
     <w:p>
       <w:pPr>
         <w:rPr>
-          <w:rFonts w:ascii="宋体" w:eastAsia="宋体" w:hAnsi="宋体"/>
+          <w:rFonts w:ascii="宋体" w:eastAsia="宋体" w:hAnsi="宋体" w:hint="eastAsia"/>
         </w:rPr>
       </w:pPr>
       <w:r>
@@ -488,7 +488,7 @@
     <w:p>
       <w:pPr>
         <w:rPr>
-          <w:rFonts w:ascii="宋体" w:eastAsia="宋体" w:hAnsi="宋体"/>
+          <w:rFonts w:ascii="宋体" w:eastAsia="宋体" w:hAnsi="宋体" w:hint="eastAsia"/>
         </w:rPr>
       </w:pPr>
       <w:r>
@@ -501,7 +501,7 @@
     <w:p>
       <w:pPr>
         <w:rPr>
-          <w:rFonts w:ascii="宋体" w:eastAsia="宋体" w:hAnsi="宋体"/>
+          <w:rFonts w:ascii="宋体" w:eastAsia="宋体" w:hAnsi="宋体" w:hint="eastAsia"/>
         </w:rPr>
       </w:pPr>
       <w:r>
@@ -514,7 +514,7 @@
     <w:p>
       <w:pPr>
         <w:rPr>
-          <w:rFonts w:ascii="宋体" w:eastAsia="宋体" w:hAnsi="宋体"/>
+          <w:rFonts w:ascii="宋体" w:eastAsia="宋体" w:hAnsi="宋体" w:hint="eastAsia"/>
         </w:rPr>
       </w:pPr>
       <w:r>
@@ -527,7 +527,7 @@
     <w:p>
       <w:pPr>
         <w:rPr>
-          <w:rFonts w:ascii="宋体" w:eastAsia="宋体" w:hAnsi="宋体"/>
+          <w:rFonts w:ascii="宋体" w:eastAsia="宋体" w:hAnsi="宋体" w:hint="eastAsia"/>
         </w:rPr>
       </w:pPr>
       <w:r>
@@ -540,7 +540,7 @@
     <w:p>
       <w:pPr>
         <w:rPr>
-          <w:rFonts w:ascii="宋体" w:eastAsia="宋体" w:hAnsi="宋体"/>
+          <w:rFonts w:ascii="宋体" w:eastAsia="宋体" w:hAnsi="宋体" w:hint="eastAsia"/>
         </w:rPr>
       </w:pPr>
       <w:r>
@@ -553,7 +553,8 @@
     <w:p>
       <w:pPr>
         <w:rPr>
-          <w:rFonts w:ascii="宋体" w:eastAsia="宋体" w:hAnsi="宋体"/>
+          <w:rFonts w:ascii="宋体" w:eastAsia="宋体" w:hAnsi="宋体" w:hint="eastAsia"/>
+          <w:lang w:eastAsia="zh-CN"/>
         </w:rPr>
       </w:pPr>
       <w:r>
@@ -561,72 +562,6 @@
           <w:rFonts w:ascii="宋体" w:eastAsia="宋体" w:hAnsi="宋体"/>
         </w:rPr>
         <w:t>郑欣余：[True, True, False, True, True, True, False, True, True, False, True, False, True, True, True]</w:t>
-      </w:r>
-    </w:p>
-    <w:p>
-      <w:pPr>
-        <w:rPr>
-          <w:rFonts w:ascii="宋体" w:eastAsia="宋体" w:hAnsi="宋体"/>
-        </w:rPr>
-      </w:pPr>
-      <w:r>
-        <w:rPr>
-          <w:rFonts w:ascii="宋体" w:eastAsia="宋体" w:hAnsi="宋体"/>
-        </w:rPr>
-        <w:t>一：[]</w:t>
-      </w:r>
-    </w:p>
-    <w:p>
-      <w:pPr>
-        <w:rPr>
-          <w:rFonts w:ascii="宋体" w:eastAsia="宋体" w:hAnsi="宋体"/>
-        </w:rPr>
-      </w:pPr>
-      <w:r>
-        <w:rPr>
-          <w:rFonts w:ascii="宋体" w:eastAsia="宋体" w:hAnsi="宋体"/>
-        </w:rPr>
-        <w:t>二：[]</w:t>
-      </w:r>
-    </w:p>
-    <w:p>
-      <w:pPr>
-        <w:rPr>
-          <w:rFonts w:ascii="宋体" w:eastAsia="宋体" w:hAnsi="宋体"/>
-        </w:rPr>
-      </w:pPr>
-      <w:r>
-        <w:rPr>
-          <w:rFonts w:ascii="宋体" w:eastAsia="宋体" w:hAnsi="宋体"/>
-        </w:rPr>
-        <w:t>三：[]</w:t>
-      </w:r>
-    </w:p>
-    <w:p>
-      <w:pPr>
-        <w:rPr>
-          <w:rFonts w:ascii="宋体" w:eastAsia="宋体" w:hAnsi="宋体"/>
-        </w:rPr>
-      </w:pPr>
-      <w:r>
-        <w:rPr>
-          <w:rFonts w:ascii="宋体" w:eastAsia="宋体" w:hAnsi="宋体"/>
-        </w:rPr>
-        <w:t>四：[]</w:t>
-      </w:r>
-    </w:p>
-    <w:p>
-      <w:pPr>
-        <w:rPr>
-          <w:rFonts w:ascii="宋体" w:eastAsia="宋体" w:hAnsi="宋体"/>
-        </w:rPr>
-      </w:pPr>
-      <w:r>
-        <w:rPr>
-          <w:rFonts w:ascii="宋体" w:eastAsia="宋体" w:hAnsi="宋体"/>
-        </w:rPr>
-        <w:lastRenderedPageBreak/>
-        <w:t>五：[]</w:t>
       </w:r>
     </w:p>
     <w:sectPr>
